--- a/reportes/E04-422051042.docx
+++ b/reportes/E04-422051042.docx
@@ -223,20 +223,8 @@
           <w:sz w:val="36"/>
           <w:szCs w:val="36"/>
         </w:rPr>
-        <w:t xml:space="preserve"> </w:t>
-      </w:r>
-      <w:proofErr w:type="spellStart"/>
-      <w:r>
-        <w:rPr>
-          <w:b/>
-          <w:bCs/>
-          <w:color w:val="000000"/>
-          <w:sz w:val="36"/>
-          <w:szCs w:val="36"/>
-        </w:rPr>
-        <w:t>Nº</w:t>
-      </w:r>
-      <w:proofErr w:type="spellEnd"/>
+        <w:t xml:space="preserve"> Nº</w:t>
+      </w:r>
       <w:r>
         <w:rPr>
           <w:color w:val="000000"/>
@@ -293,25 +281,7 @@
           <w:sz w:val="32"/>
           <w:szCs w:val="32"/>
         </w:rPr>
-        <w:t xml:space="preserve">Montiel </w:t>
-      </w:r>
-      <w:proofErr w:type="spellStart"/>
-      <w:r>
-        <w:rPr>
-          <w:color w:val="000000"/>
-          <w:sz w:val="32"/>
-          <w:szCs w:val="32"/>
-        </w:rPr>
-        <w:t>Aviles</w:t>
-      </w:r>
-      <w:proofErr w:type="spellEnd"/>
-      <w:r>
-        <w:rPr>
-          <w:color w:val="000000"/>
-          <w:sz w:val="32"/>
-          <w:szCs w:val="32"/>
-        </w:rPr>
-        <w:t xml:space="preserve"> Axel Fernando</w:t>
+        <w:t>Montiel Aviles Axel Fernando</w:t>
       </w:r>
     </w:p>
     <w:p>
@@ -325,7 +295,6 @@
           <w:szCs w:val="32"/>
         </w:rPr>
       </w:pPr>
-      <w:proofErr w:type="spellStart"/>
       <w:r>
         <w:rPr>
           <w:rFonts w:ascii="Times New Roman" w:hAnsi="Times New Roman" w:cs="Times New Roman"/>
@@ -335,144 +304,141 @@
           <w:sz w:val="32"/>
           <w:szCs w:val="32"/>
         </w:rPr>
-        <w:t>Nº</w:t>
-      </w:r>
-      <w:proofErr w:type="spellEnd"/>
+        <w:t xml:space="preserve">Nº de Cuenta: </w:t>
+      </w:r>
       <w:r>
         <w:rPr>
           <w:rFonts w:ascii="Times New Roman" w:hAnsi="Times New Roman" w:cs="Times New Roman"/>
+          <w:color w:val="000000"/>
+          <w:sz w:val="32"/>
+          <w:szCs w:val="32"/>
+        </w:rPr>
+        <w:t>422051042</w:t>
+      </w:r>
+    </w:p>
+    <w:p>
+      <w:pPr>
+        <w:spacing w:line="360" w:lineRule="auto"/>
+        <w:rPr>
+          <w:rFonts w:ascii="Times New Roman" w:hAnsi="Times New Roman" w:cs="Times New Roman"/>
+          <w:b/>
+          <w:bCs/>
+          <w:sz w:val="32"/>
+          <w:szCs w:val="32"/>
+        </w:rPr>
+      </w:pPr>
+      <w:r>
+        <w:rPr>
+          <w:rFonts w:ascii="Times New Roman" w:hAnsi="Times New Roman" w:cs="Times New Roman"/>
+          <w:b/>
+          <w:bCs/>
+          <w:sz w:val="32"/>
+          <w:szCs w:val="32"/>
+        </w:rPr>
+        <w:t xml:space="preserve">GRUPO DE LABORATORIO: </w:t>
+      </w:r>
+      <w:r>
+        <w:rPr>
+          <w:rFonts w:ascii="Times New Roman" w:hAnsi="Times New Roman" w:cs="Times New Roman"/>
+          <w:sz w:val="32"/>
+          <w:szCs w:val="32"/>
+        </w:rPr>
+        <w:t>03</w:t>
+      </w:r>
+    </w:p>
+    <w:p>
+      <w:pPr>
+        <w:spacing w:line="360" w:lineRule="auto"/>
+        <w:rPr>
+          <w:rFonts w:ascii="Times New Roman" w:hAnsi="Times New Roman" w:cs="Times New Roman"/>
+          <w:sz w:val="32"/>
+          <w:szCs w:val="32"/>
+        </w:rPr>
+      </w:pPr>
+      <w:r>
+        <w:rPr>
+          <w:rFonts w:ascii="Times New Roman" w:hAnsi="Times New Roman" w:cs="Times New Roman"/>
+          <w:b/>
+          <w:bCs/>
+          <w:sz w:val="32"/>
+          <w:szCs w:val="32"/>
+        </w:rPr>
+        <w:t xml:space="preserve">GRUPO DE TEORÍA: </w:t>
+      </w:r>
+      <w:r>
+        <w:rPr>
+          <w:rFonts w:ascii="Times New Roman" w:hAnsi="Times New Roman" w:cs="Times New Roman"/>
+          <w:sz w:val="32"/>
+          <w:szCs w:val="32"/>
+        </w:rPr>
+        <w:t>04</w:t>
+      </w:r>
+    </w:p>
+    <w:p>
+      <w:pPr>
+        <w:spacing w:line="360" w:lineRule="auto"/>
+        <w:rPr>
+          <w:rFonts w:ascii="Times New Roman" w:hAnsi="Times New Roman" w:cs="Times New Roman"/>
+          <w:b/>
+          <w:bCs/>
+          <w:sz w:val="32"/>
+          <w:szCs w:val="32"/>
+        </w:rPr>
+      </w:pPr>
+      <w:r>
+        <w:rPr>
+          <w:rFonts w:ascii="Times New Roman" w:hAnsi="Times New Roman" w:cs="Times New Roman"/>
+          <w:b/>
+          <w:bCs/>
+          <w:sz w:val="32"/>
+          <w:szCs w:val="32"/>
+        </w:rPr>
+        <w:t>SEMESTRE 202</w:t>
+      </w:r>
+      <w:r>
+        <w:rPr>
+          <w:rFonts w:ascii="Times New Roman" w:hAnsi="Times New Roman" w:cs="Times New Roman"/>
+          <w:b/>
+          <w:bCs/>
+          <w:sz w:val="32"/>
+          <w:szCs w:val="32"/>
+        </w:rPr>
+        <w:t>5</w:t>
+      </w:r>
+      <w:r>
+        <w:rPr>
+          <w:rFonts w:ascii="Times New Roman" w:hAnsi="Times New Roman" w:cs="Times New Roman"/>
+          <w:b/>
+          <w:bCs/>
+          <w:sz w:val="32"/>
+          <w:szCs w:val="32"/>
+        </w:rPr>
+        <w:t>-</w:t>
+      </w:r>
+      <w:r>
+        <w:rPr>
+          <w:rFonts w:ascii="Times New Roman" w:hAnsi="Times New Roman" w:cs="Times New Roman"/>
+          <w:b/>
+          <w:bCs/>
+          <w:sz w:val="32"/>
+          <w:szCs w:val="32"/>
+        </w:rPr>
+        <w:t>2</w:t>
+      </w:r>
+    </w:p>
+    <w:p>
+      <w:pPr>
+        <w:pStyle w:val="NormalWeb"/>
+        <w:spacing w:line="360" w:lineRule="auto"/>
+        <w:rPr>
           <w:b/>
           <w:bCs/>
           <w:color w:val="000000"/>
           <w:sz w:val="32"/>
           <w:szCs w:val="32"/>
         </w:rPr>
-        <w:t xml:space="preserve"> de Cuenta: </w:t>
-      </w:r>
-      <w:r>
-        <w:rPr>
-          <w:rFonts w:ascii="Times New Roman" w:hAnsi="Times New Roman" w:cs="Times New Roman"/>
-          <w:color w:val="000000"/>
-          <w:sz w:val="32"/>
-          <w:szCs w:val="32"/>
-        </w:rPr>
-        <w:t>422051042</w:t>
-      </w:r>
-    </w:p>
-    <w:p>
-      <w:pPr>
-        <w:spacing w:line="360" w:lineRule="auto"/>
-        <w:rPr>
-          <w:rFonts w:ascii="Times New Roman" w:hAnsi="Times New Roman" w:cs="Times New Roman"/>
-          <w:b/>
-          <w:bCs/>
-          <w:sz w:val="32"/>
-          <w:szCs w:val="32"/>
-        </w:rPr>
-      </w:pPr>
-      <w:r>
-        <w:rPr>
-          <w:rFonts w:ascii="Times New Roman" w:hAnsi="Times New Roman" w:cs="Times New Roman"/>
-          <w:b/>
-          <w:bCs/>
-          <w:sz w:val="32"/>
-          <w:szCs w:val="32"/>
-        </w:rPr>
-        <w:t xml:space="preserve">GRUPO DE LABORATORIO: </w:t>
-      </w:r>
-      <w:r>
-        <w:rPr>
-          <w:rFonts w:ascii="Times New Roman" w:hAnsi="Times New Roman" w:cs="Times New Roman"/>
-          <w:sz w:val="32"/>
-          <w:szCs w:val="32"/>
-        </w:rPr>
-        <w:t>03</w:t>
-      </w:r>
-    </w:p>
-    <w:p>
-      <w:pPr>
-        <w:spacing w:line="360" w:lineRule="auto"/>
-        <w:rPr>
-          <w:rFonts w:ascii="Times New Roman" w:hAnsi="Times New Roman" w:cs="Times New Roman"/>
-          <w:sz w:val="32"/>
-          <w:szCs w:val="32"/>
-        </w:rPr>
-      </w:pPr>
-      <w:r>
-        <w:rPr>
-          <w:rFonts w:ascii="Times New Roman" w:hAnsi="Times New Roman" w:cs="Times New Roman"/>
-          <w:b/>
-          <w:bCs/>
-          <w:sz w:val="32"/>
-          <w:szCs w:val="32"/>
-        </w:rPr>
-        <w:t xml:space="preserve">GRUPO DE TEORÍA: </w:t>
-      </w:r>
-      <w:r>
-        <w:rPr>
-          <w:rFonts w:ascii="Times New Roman" w:hAnsi="Times New Roman" w:cs="Times New Roman"/>
-          <w:sz w:val="32"/>
-          <w:szCs w:val="32"/>
-        </w:rPr>
-        <w:t>04</w:t>
-      </w:r>
-    </w:p>
-    <w:p>
-      <w:pPr>
-        <w:spacing w:line="360" w:lineRule="auto"/>
-        <w:rPr>
-          <w:rFonts w:ascii="Times New Roman" w:hAnsi="Times New Roman" w:cs="Times New Roman"/>
-          <w:b/>
-          <w:bCs/>
-          <w:sz w:val="32"/>
-          <w:szCs w:val="32"/>
-        </w:rPr>
-      </w:pPr>
-      <w:r>
-        <w:rPr>
-          <w:rFonts w:ascii="Times New Roman" w:hAnsi="Times New Roman" w:cs="Times New Roman"/>
-          <w:b/>
-          <w:bCs/>
-          <w:sz w:val="32"/>
-          <w:szCs w:val="32"/>
-        </w:rPr>
-        <w:t>SEMESTRE 202</w:t>
-      </w:r>
-      <w:r>
-        <w:rPr>
-          <w:rFonts w:ascii="Times New Roman" w:hAnsi="Times New Roman" w:cs="Times New Roman"/>
-          <w:b/>
-          <w:bCs/>
-          <w:sz w:val="32"/>
-          <w:szCs w:val="32"/>
-        </w:rPr>
-        <w:t>5</w:t>
-      </w:r>
-      <w:r>
-        <w:rPr>
-          <w:rFonts w:ascii="Times New Roman" w:hAnsi="Times New Roman" w:cs="Times New Roman"/>
-          <w:b/>
-          <w:bCs/>
-          <w:sz w:val="32"/>
-          <w:szCs w:val="32"/>
-        </w:rPr>
-        <w:t>-</w:t>
-      </w:r>
-      <w:r>
-        <w:rPr>
-          <w:rFonts w:ascii="Times New Roman" w:hAnsi="Times New Roman" w:cs="Times New Roman"/>
-          <w:b/>
-          <w:bCs/>
-          <w:sz w:val="32"/>
-          <w:szCs w:val="32"/>
-        </w:rPr>
-        <w:t>2</w:t>
-      </w:r>
-    </w:p>
-    <w:p>
-      <w:pPr>
-        <w:pStyle w:val="NormalWeb"/>
-        <w:spacing w:line="360" w:lineRule="auto"/>
+      </w:pPr>
+      <w:r>
         <w:rPr>
           <w:b/>
           <w:bCs/>
@@ -480,15 +446,6 @@
           <w:sz w:val="32"/>
           <w:szCs w:val="32"/>
         </w:rPr>
-      </w:pPr>
-      <w:r>
-        <w:rPr>
-          <w:b/>
-          <w:bCs/>
-          <w:color w:val="000000"/>
-          <w:sz w:val="32"/>
-          <w:szCs w:val="32"/>
-        </w:rPr>
         <w:t xml:space="preserve">FECHA DE ENTREGA LÍMITE: </w:t>
       </w:r>
       <w:r>
@@ -650,13 +607,7 @@
         <w:pStyle w:val="Cita"/>
       </w:pPr>
       <w:r>
-        <w:t xml:space="preserve">-Cuerpo de la </w:t>
-      </w:r>
-      <w:r>
-        <w:t>grúa (</w:t>
-      </w:r>
-      <w:r>
-        <w:t>prisma rectangular).</w:t>
+        <w:t>-Cuerpo de la grúa (prisma rectangular).</w:t>
       </w:r>
     </w:p>
     <w:p>
@@ -668,12 +619,15 @@
       </w:r>
     </w:p>
     <w:p>
+      <w:pPr>
+        <w:jc w:val="center"/>
+      </w:pPr>
       <w:r>
         <w:drawing>
-          <wp:inline distT="0" distB="0" distL="0" distR="0" wp14:anchorId="7EED3209" wp14:editId="6319D080">
-            <wp:extent cx="5612130" cy="4455795"/>
-            <wp:effectExtent l="0" t="0" r="7620" b="1905"/>
-            <wp:docPr id="1710870568" name="Imagen 1" descr="Imagen que contiene Flecha&#10;&#10;El contenido generado por IA puede ser incorrecto."/>
+          <wp:inline distT="0" distB="0" distL="0" distR="0" wp14:anchorId="445E4BAC" wp14:editId="61EC811D">
+            <wp:extent cx="5612130" cy="4417060"/>
+            <wp:effectExtent l="0" t="0" r="7620" b="2540"/>
+            <wp:docPr id="525856576" name="Imagen 1" descr="Imagen que contiene Interfaz de usuario gráfica&#10;&#10;El contenido generado por IA puede ser incorrecto."/>
             <wp:cNvGraphicFramePr>
               <a:graphicFrameLocks xmlns:a="http://schemas.openxmlformats.org/drawingml/2006/main" noChangeAspect="1"/>
             </wp:cNvGraphicFramePr>
@@ -681,7 +635,7 @@
               <a:graphicData uri="http://schemas.openxmlformats.org/drawingml/2006/picture">
                 <pic:pic xmlns:pic="http://schemas.openxmlformats.org/drawingml/2006/picture">
                   <pic:nvPicPr>
-                    <pic:cNvPr id="1710870568" name="Imagen 1" descr="Imagen que contiene Flecha&#10;&#10;El contenido generado por IA puede ser incorrecto."/>
+                    <pic:cNvPr id="525856576" name="Imagen 1" descr="Imagen que contiene Interfaz de usuario gráfica&#10;&#10;El contenido generado por IA puede ser incorrecto."/>
                     <pic:cNvPicPr/>
                   </pic:nvPicPr>
                   <pic:blipFill>
@@ -693,7 +647,7 @@
                   <pic:spPr>
                     <a:xfrm>
                       <a:off x="0" y="0"/>
-                      <a:ext cx="5612130" cy="4455795"/>
+                      <a:ext cx="5612130" cy="4417060"/>
                     </a:xfrm>
                     <a:prstGeom prst="rect">
                       <a:avLst/>
@@ -712,10 +666,10 @@
       </w:pPr>
       <w:r>
         <w:drawing>
-          <wp:inline distT="0" distB="0" distL="0" distR="0" wp14:anchorId="1856066B" wp14:editId="0715576B">
-            <wp:extent cx="4477375" cy="2876951"/>
-            <wp:effectExtent l="0" t="0" r="0" b="0"/>
-            <wp:docPr id="1123559289" name="Imagen 1" descr="Un dibujo en blanco y negro&#10;&#10;El contenido generado por IA puede ser incorrecto."/>
+          <wp:inline distT="0" distB="0" distL="0" distR="0" wp14:anchorId="4DE68EB3" wp14:editId="30A098D2">
+            <wp:extent cx="5612130" cy="4403090"/>
+            <wp:effectExtent l="0" t="0" r="7620" b="0"/>
+            <wp:docPr id="1020654180" name="Imagen 1" descr="Imagen que contiene Interfaz de usuario gráfica&#10;&#10;El contenido generado por IA puede ser incorrecto."/>
             <wp:cNvGraphicFramePr>
               <a:graphicFrameLocks xmlns:a="http://schemas.openxmlformats.org/drawingml/2006/main" noChangeAspect="1"/>
             </wp:cNvGraphicFramePr>
@@ -723,7 +677,7 @@
               <a:graphicData uri="http://schemas.openxmlformats.org/drawingml/2006/picture">
                 <pic:pic xmlns:pic="http://schemas.openxmlformats.org/drawingml/2006/picture">
                   <pic:nvPicPr>
-                    <pic:cNvPr id="1123559289" name="Imagen 1" descr="Un dibujo en blanco y negro&#10;&#10;El contenido generado por IA puede ser incorrecto."/>
+                    <pic:cNvPr id="1020654180" name="Imagen 1" descr="Imagen que contiene Interfaz de usuario gráfica&#10;&#10;El contenido generado por IA puede ser incorrecto."/>
                     <pic:cNvPicPr/>
                   </pic:nvPicPr>
                   <pic:blipFill>
@@ -735,7 +689,7 @@
                   <pic:spPr>
                     <a:xfrm>
                       <a:off x="0" y="0"/>
-                      <a:ext cx="4477375" cy="2876951"/>
+                      <a:ext cx="5612130" cy="4403090"/>
                     </a:xfrm>
                     <a:prstGeom prst="rect">
                       <a:avLst/>
@@ -753,6 +707,9 @@
         <w:jc w:val="center"/>
       </w:pPr>
       <w:r>
+        <w:rPr>
+          <w:noProof/>
+        </w:rPr>
         <w:drawing>
           <wp:inline distT="0" distB="0" distL="0" distR="0" wp14:anchorId="03E52B2F" wp14:editId="61986418">
             <wp:extent cx="5612130" cy="3785870"/>
@@ -795,6 +752,9 @@
         <w:jc w:val="center"/>
       </w:pPr>
       <w:r>
+        <w:rPr>
+          <w:noProof/>
+        </w:rPr>
         <w:drawing>
           <wp:inline distT="0" distB="0" distL="0" distR="0" wp14:anchorId="213464AC" wp14:editId="6A85A121">
             <wp:extent cx="5612130" cy="4210685"/>
@@ -835,12 +795,23 @@
     <w:p>
       <w:pPr>
         <w:jc w:val="center"/>
-      </w:pPr>
-      <w:r>
+        <w:rPr>
+          <w:noProof/>
+        </w:rPr>
+      </w:pPr>
+    </w:p>
+    <w:p>
+      <w:pPr>
+        <w:jc w:val="center"/>
+      </w:pPr>
+      <w:r>
+        <w:rPr>
+          <w:noProof/>
+        </w:rPr>
         <w:drawing>
-          <wp:inline distT="0" distB="0" distL="0" distR="0" wp14:anchorId="52D8BB00" wp14:editId="40B8DE45">
-            <wp:extent cx="5612130" cy="4071620"/>
-            <wp:effectExtent l="0" t="0" r="7620" b="5080"/>
+          <wp:inline distT="0" distB="0" distL="0" distR="0" wp14:anchorId="52D8BB00" wp14:editId="33629233">
+            <wp:extent cx="5612130" cy="2628900"/>
+            <wp:effectExtent l="0" t="0" r="7620" b="0"/>
             <wp:docPr id="1239941406" name="Imagen 1" descr="Texto&#10;&#10;El contenido generado por IA puede ser incorrecto."/>
             <wp:cNvGraphicFramePr>
               <a:graphicFrameLocks xmlns:a="http://schemas.openxmlformats.org/drawingml/2006/main" noChangeAspect="1"/>
@@ -852,20 +823,27 @@
                     <pic:cNvPr id="1239941406" name="Imagen 1" descr="Texto&#10;&#10;El contenido generado por IA puede ser incorrecto."/>
                     <pic:cNvPicPr/>
                   </pic:nvPicPr>
-                  <pic:blipFill>
+                  <pic:blipFill rotWithShape="1">
                     <a:blip r:embed="rId11"/>
-                    <a:stretch>
-                      <a:fillRect/>
-                    </a:stretch>
+                    <a:srcRect b="35434"/>
+                    <a:stretch/>
                   </pic:blipFill>
-                  <pic:spPr>
+                  <pic:spPr bwMode="auto">
                     <a:xfrm>
                       <a:off x="0" y="0"/>
-                      <a:ext cx="5612130" cy="4071620"/>
+                      <a:ext cx="5612130" cy="2628900"/>
                     </a:xfrm>
                     <a:prstGeom prst="rect">
                       <a:avLst/>
                     </a:prstGeom>
+                    <a:ln>
+                      <a:noFill/>
+                    </a:ln>
+                    <a:extLst>
+                      <a:ext uri="{53640926-AAD7-44D8-BBD7-CCE9431645EC}">
+                        <a14:shadowObscured xmlns:a14="http://schemas.microsoft.com/office/drawing/2010/main"/>
+                      </a:ext>
+                    </a:extLst>
                   </pic:spPr>
                 </pic:pic>
               </a:graphicData>
@@ -880,10 +858,10 @@
       </w:pPr>
       <w:r>
         <w:drawing>
-          <wp:inline distT="0" distB="0" distL="0" distR="0" wp14:anchorId="026DC2D2" wp14:editId="0E93C086">
-            <wp:extent cx="5612130" cy="3369945"/>
-            <wp:effectExtent l="0" t="0" r="7620" b="1905"/>
-            <wp:docPr id="180498569" name="Imagen 1" descr="Texto&#10;&#10;El contenido generado por IA puede ser incorrecto."/>
+          <wp:inline distT="0" distB="0" distL="0" distR="0" wp14:anchorId="63AEF762" wp14:editId="55BB6C7B">
+            <wp:extent cx="5612130" cy="4405630"/>
+            <wp:effectExtent l="0" t="0" r="7620" b="0"/>
+            <wp:docPr id="582395132" name="Imagen 1" descr="Interfaz de usuario gráfica, Texto, Aplicación&#10;&#10;El contenido generado por IA puede ser incorrecto."/>
             <wp:cNvGraphicFramePr>
               <a:graphicFrameLocks xmlns:a="http://schemas.openxmlformats.org/drawingml/2006/main" noChangeAspect="1"/>
             </wp:cNvGraphicFramePr>
@@ -891,7 +869,7 @@
               <a:graphicData uri="http://schemas.openxmlformats.org/drawingml/2006/picture">
                 <pic:pic xmlns:pic="http://schemas.openxmlformats.org/drawingml/2006/picture">
                   <pic:nvPicPr>
-                    <pic:cNvPr id="180498569" name="Imagen 1" descr="Texto&#10;&#10;El contenido generado por IA puede ser incorrecto."/>
+                    <pic:cNvPr id="582395132" name="Imagen 1" descr="Interfaz de usuario gráfica, Texto, Aplicación&#10;&#10;El contenido generado por IA puede ser incorrecto."/>
                     <pic:cNvPicPr/>
                   </pic:nvPicPr>
                   <pic:blipFill>
@@ -903,7 +881,7 @@
                   <pic:spPr>
                     <a:xfrm>
                       <a:off x="0" y="0"/>
-                      <a:ext cx="5612130" cy="3369945"/>
+                      <a:ext cx="5612130" cy="4405630"/>
                     </a:xfrm>
                     <a:prstGeom prst="rect">
                       <a:avLst/>
@@ -1013,6 +991,7 @@
       <w:r>
         <w:rPr>
           <w:rFonts w:ascii="Arial" w:hAnsi="Arial" w:cs="Arial"/>
+          <w:noProof/>
           <w:sz w:val="24"/>
           <w:szCs w:val="24"/>
         </w:rPr>
